--- a/day7/ML_Notes_Linear_RF_XGBoost.docx
+++ b/day7/ML_Notes_Linear_RF_XGBoost.docx
@@ -6,6 +6,7 @@
       <w:pPr>
         <w:pStyle w:val="Heading1"/>
         <w:spacing w:line="254" w:lineRule="auto"/>
+        <w:ind w:right="0"/>
       </w:pPr>
       <w:r>
         <w:rPr>
@@ -78,7 +79,7 @@
           </mc:Choice>
           <mc:Fallback>
             <w:pict>
-              <v:shape w14:anchorId="4ACA3BF4" id="Graphic 14" o:spid="_x0000_s1026" style="position:absolute;margin-left:46pt;margin-top:47.8pt;width:520pt;height:.1pt;z-index:-15728640;visibility:visible;mso-wrap-style:square;mso-wrap-distance-left:0;mso-wrap-distance-top:0;mso-wrap-distance-right:0;mso-wrap-distance-bottom:0;mso-position-horizontal:absolute;mso-position-horizontal-relative:page;mso-position-vertical:absolute;mso-position-vertical-relative:text;v-text-anchor:top" coordsize="6604000,1270" o:gfxdata="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" path="m,l6604000,e" filled="f" strokecolor="#d3d3d3" strokeweight="1pt">
+              <v:shape w14:anchorId="423FF01C" id="Graphic 14" o:spid="_x0000_s1026" style="position:absolute;margin-left:46pt;margin-top:47.8pt;width:520pt;height:.1pt;z-index:-15728640;visibility:visible;mso-wrap-style:square;mso-wrap-distance-left:0;mso-wrap-distance-top:0;mso-wrap-distance-right:0;mso-wrap-distance-bottom:0;mso-position-horizontal:absolute;mso-position-horizontal-relative:page;mso-position-vertical:absolute;mso-position-vertical-relative:text;v-text-anchor:top" coordsize="6604000,1270" o:gfxdata="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" path="m,l6604000,e" filled="f" strokecolor="#d3d3d3" strokeweight="1pt">
                 <v:path arrowok="t"/>
                 <w10:wrap type="topAndBottom" anchorx="page"/>
               </v:shape>
@@ -248,7 +249,7 @@
       <w:pPr>
         <w:pStyle w:val="BodyText"/>
         <w:spacing w:before="143" w:line="560" w:lineRule="atLeast"/>
-        <w:ind w:left="200" w:right="297"/>
+        <w:ind w:left="200"/>
       </w:pPr>
       <w:r>
         <w:t>Linear</w:t>
@@ -791,7 +792,7 @@
       <w:pPr>
         <w:pStyle w:val="BodyText"/>
         <w:spacing w:before="1" w:line="583" w:lineRule="auto"/>
-        <w:ind w:left="200" w:right="3172"/>
+        <w:ind w:left="200"/>
         <w:jc w:val="both"/>
       </w:pPr>
       <w:r>
@@ -993,7 +994,15 @@
         <w:t xml:space="preserve"> </w:t>
       </w:r>
       <w:r>
-        <w:t>overfitting. How Random Forest Works:</w:t>
+        <w:t xml:space="preserve">overfitting. </w:t>
+      </w:r>
+      <w:proofErr w:type="gramStart"/>
+      <w:r>
+        <w:t>How</w:t>
+      </w:r>
+      <w:proofErr w:type="gramEnd"/>
+      <w:r>
+        <w:t xml:space="preserve"> Random Forest Works:</w:t>
       </w:r>
     </w:p>
     <w:p>
@@ -1541,7 +1550,7 @@
       <w:pPr>
         <w:pStyle w:val="BodyText"/>
         <w:spacing w:before="0" w:line="583" w:lineRule="auto"/>
-        <w:ind w:left="200" w:right="3656"/>
+        <w:ind w:left="200"/>
       </w:pPr>
       <w:r>
         <w:t>It</w:t>
@@ -1922,7 +1931,7 @@
           <w:tab w:val="left" w:pos="325"/>
         </w:tabs>
         <w:spacing w:line="266" w:lineRule="auto"/>
-        <w:ind w:right="9482" w:firstLine="0"/>
+        <w:ind w:firstLine="0"/>
         <w:rPr>
           <w:sz w:val="20"/>
         </w:rPr>
@@ -2195,7 +2204,7 @@
       <w:pPr>
         <w:pStyle w:val="BodyText"/>
         <w:spacing w:before="0" w:line="458" w:lineRule="auto"/>
-        <w:ind w:left="200" w:right="7307"/>
+        <w:ind w:left="200"/>
       </w:pPr>
       <w:r>
         <w:t>MAE (Mean Absolute Error) Measures</w:t>
@@ -2232,7 +2241,7 @@
       <w:pPr>
         <w:pStyle w:val="BodyText"/>
         <w:spacing w:before="121" w:line="458" w:lineRule="auto"/>
-        <w:ind w:left="200" w:right="7307"/>
+        <w:ind w:left="200"/>
       </w:pPr>
       <w:r>
         <w:t>MSE (Mean Squared Error) Measures</w:t>
@@ -2285,7 +2294,7 @@
       <w:pPr>
         <w:pStyle w:val="BodyText"/>
         <w:spacing w:line="583" w:lineRule="auto"/>
-        <w:ind w:left="200" w:right="6752"/>
+        <w:ind w:left="200"/>
       </w:pPr>
       <w:r>
         <w:t>Measures</w:t>
@@ -2799,11 +2808,19 @@
         <w:pStyle w:val="Heading2"/>
         <w:ind w:left="230"/>
       </w:pPr>
+      <w:proofErr w:type="gramStart"/>
       <w:r>
         <w:rPr>
           <w:spacing w:val="-9"/>
         </w:rPr>
-        <w:t>code(linear</w:t>
+        <w:t>code(</w:t>
+      </w:r>
+      <w:proofErr w:type="gramEnd"/>
+      <w:r>
+        <w:rPr>
+          <w:spacing w:val="-9"/>
+        </w:rPr>
+        <w:t>linear</w:t>
       </w:r>
       <w:r>
         <w:rPr>
@@ -2815,7 +2832,7 @@
     <w:p>
       <w:pPr>
         <w:spacing w:before="12" w:line="249" w:lineRule="auto"/>
-        <w:ind w:left="230" w:right="4532"/>
+        <w:ind w:left="230"/>
         <w:rPr>
           <w:sz w:val="24"/>
         </w:rPr>
@@ -2834,11 +2851,19 @@
         <w:t xml:space="preserve"> </w:t>
       </w:r>
       <w:proofErr w:type="spellStart"/>
-      <w:r>
-        <w:rPr>
-          <w:sz w:val="24"/>
-        </w:rPr>
-        <w:t>sklearn.linear_model</w:t>
+      <w:proofErr w:type="gramStart"/>
+      <w:r>
+        <w:rPr>
+          <w:sz w:val="24"/>
+        </w:rPr>
+        <w:t>sklearn.linear</w:t>
+      </w:r>
+      <w:proofErr w:type="gramEnd"/>
+      <w:r>
+        <w:rPr>
+          <w:sz w:val="24"/>
+        </w:rPr>
+        <w:t>_model</w:t>
       </w:r>
       <w:proofErr w:type="spellEnd"/>
       <w:r>
@@ -2876,6 +2901,7 @@
         <w:t xml:space="preserve"> model = </w:t>
       </w:r>
       <w:proofErr w:type="spellStart"/>
+      <w:proofErr w:type="gramStart"/>
       <w:r>
         <w:rPr>
           <w:sz w:val="24"/>
@@ -2887,18 +2913,26 @@
         <w:rPr>
           <w:sz w:val="24"/>
         </w:rPr>
-        <w:t>()</w:t>
+        <w:t>(</w:t>
+      </w:r>
+      <w:proofErr w:type="gramEnd"/>
+      <w:r>
+        <w:rPr>
+          <w:sz w:val="24"/>
+        </w:rPr>
+        <w:t>)</w:t>
       </w:r>
     </w:p>
     <w:p>
       <w:pPr>
         <w:spacing w:before="2" w:line="249" w:lineRule="auto"/>
-        <w:ind w:left="230" w:right="7175"/>
+        <w:ind w:left="230"/>
         <w:rPr>
           <w:sz w:val="24"/>
         </w:rPr>
       </w:pPr>
       <w:proofErr w:type="spellStart"/>
+      <w:proofErr w:type="gramStart"/>
       <w:r>
         <w:rPr>
           <w:sz w:val="24"/>
@@ -2913,6 +2947,7 @@
         <w:t>(</w:t>
       </w:r>
       <w:proofErr w:type="spellStart"/>
+      <w:proofErr w:type="gramEnd"/>
       <w:r>
         <w:rPr>
           <w:sz w:val="24"/>
@@ -2969,6 +3004,7 @@
         <w:t xml:space="preserve"> </w:t>
       </w:r>
       <w:proofErr w:type="spellStart"/>
+      <w:proofErr w:type="gramStart"/>
       <w:r>
         <w:rPr>
           <w:sz w:val="24"/>
@@ -2976,6 +3012,7 @@
         <w:t>model.predict</w:t>
       </w:r>
       <w:proofErr w:type="spellEnd"/>
+      <w:proofErr w:type="gramEnd"/>
       <w:r>
         <w:rPr>
           <w:sz w:val="24"/>
@@ -3011,11 +3048,19 @@
         <w:pStyle w:val="Heading2"/>
         <w:ind w:left="198"/>
       </w:pPr>
+      <w:proofErr w:type="gramStart"/>
       <w:r>
         <w:rPr>
           <w:spacing w:val="-10"/>
         </w:rPr>
-        <w:t>code(random</w:t>
+        <w:t>code(</w:t>
+      </w:r>
+      <w:proofErr w:type="gramEnd"/>
+      <w:r>
+        <w:rPr>
+          <w:spacing w:val="-10"/>
+        </w:rPr>
+        <w:t>random</w:t>
       </w:r>
       <w:r>
         <w:rPr>
@@ -3033,7 +3078,7 @@
     <w:p>
       <w:pPr>
         <w:spacing w:before="12" w:line="249" w:lineRule="auto"/>
-        <w:ind w:left="198" w:right="4532"/>
+        <w:ind w:left="198"/>
         <w:rPr>
           <w:sz w:val="24"/>
         </w:rPr>
@@ -3052,6 +3097,7 @@
         <w:t xml:space="preserve"> </w:t>
       </w:r>
       <w:proofErr w:type="spellStart"/>
+      <w:proofErr w:type="gramStart"/>
       <w:r>
         <w:rPr>
           <w:sz w:val="24"/>
@@ -3059,6 +3105,7 @@
         <w:t>sklearn.ensemble</w:t>
       </w:r>
       <w:proofErr w:type="spellEnd"/>
+      <w:proofErr w:type="gramEnd"/>
       <w:r>
         <w:rPr>
           <w:spacing w:val="-13"/>
@@ -3083,13 +3130,21 @@
         <w:rPr>
           <w:sz w:val="24"/>
         </w:rPr>
-        <w:t>RandomForestRegressor model = RandomForestRegressor(</w:t>
-      </w:r>
+        <w:t xml:space="preserve">RandomForestRegressor model = </w:t>
+      </w:r>
+      <w:proofErr w:type="gramStart"/>
+      <w:r>
+        <w:rPr>
+          <w:sz w:val="24"/>
+        </w:rPr>
+        <w:t>RandomForestRegressor(</w:t>
+      </w:r>
+      <w:proofErr w:type="gramEnd"/>
     </w:p>
     <w:p>
       <w:pPr>
         <w:spacing w:before="2" w:line="249" w:lineRule="auto"/>
-        <w:ind w:left="465" w:right="7307"/>
+        <w:ind w:left="465"/>
         <w:rPr>
           <w:sz w:val="24"/>
         </w:rPr>
@@ -3146,12 +3201,13 @@
     <w:p>
       <w:pPr>
         <w:spacing w:before="12" w:line="249" w:lineRule="auto"/>
-        <w:ind w:left="198" w:right="7307"/>
+        <w:ind w:left="198"/>
         <w:rPr>
           <w:sz w:val="24"/>
         </w:rPr>
       </w:pPr>
       <w:proofErr w:type="spellStart"/>
+      <w:proofErr w:type="gramStart"/>
       <w:r>
         <w:rPr>
           <w:sz w:val="24"/>
@@ -3166,6 +3222,7 @@
         <w:t>(</w:t>
       </w:r>
       <w:proofErr w:type="spellStart"/>
+      <w:proofErr w:type="gramEnd"/>
       <w:r>
         <w:rPr>
           <w:sz w:val="24"/>
@@ -3222,6 +3279,7 @@
         <w:t xml:space="preserve"> </w:t>
       </w:r>
       <w:proofErr w:type="spellStart"/>
+      <w:proofErr w:type="gramStart"/>
       <w:r>
         <w:rPr>
           <w:sz w:val="24"/>
@@ -3229,6 +3287,7 @@
         <w:t>model.predict</w:t>
       </w:r>
       <w:proofErr w:type="spellEnd"/>
+      <w:proofErr w:type="gramEnd"/>
       <w:r>
         <w:rPr>
           <w:sz w:val="24"/>
@@ -3287,7 +3346,7 @@
     <w:p>
       <w:pPr>
         <w:spacing w:before="12" w:line="249" w:lineRule="auto"/>
-        <w:ind w:left="132" w:right="6752"/>
+        <w:ind w:left="132"/>
         <w:rPr>
           <w:sz w:val="24"/>
         </w:rPr>
@@ -3362,6 +3421,7 @@
         <w:t xml:space="preserve"> = </w:t>
       </w:r>
       <w:proofErr w:type="spellStart"/>
+      <w:proofErr w:type="gramStart"/>
       <w:r>
         <w:rPr>
           <w:sz w:val="24"/>
@@ -3375,11 +3435,12 @@
         </w:rPr>
         <w:t>(</w:t>
       </w:r>
+      <w:proofErr w:type="gramEnd"/>
     </w:p>
     <w:p>
       <w:pPr>
         <w:spacing w:before="2" w:line="249" w:lineRule="auto"/>
-        <w:ind w:left="399" w:right="7307"/>
+        <w:ind w:left="399"/>
         <w:rPr>
           <w:sz w:val="24"/>
         </w:rPr>
@@ -3468,12 +3529,13 @@
     <w:p>
       <w:pPr>
         <w:spacing w:before="12" w:line="249" w:lineRule="auto"/>
-        <w:ind w:left="132" w:right="6752"/>
+        <w:ind w:left="132"/>
         <w:rPr>
           <w:sz w:val="24"/>
         </w:rPr>
       </w:pPr>
       <w:proofErr w:type="spellStart"/>
+      <w:proofErr w:type="gramStart"/>
       <w:r>
         <w:rPr>
           <w:sz w:val="24"/>
@@ -3488,6 +3550,7 @@
         <w:t>(</w:t>
       </w:r>
       <w:proofErr w:type="spellStart"/>
+      <w:proofErr w:type="gramEnd"/>
       <w:r>
         <w:rPr>
           <w:sz w:val="24"/>
@@ -3548,9 +3611,17 @@
         <w:rPr>
           <w:sz w:val="24"/>
         </w:rPr>
-        <w:t>xgb_model.predict</w:t>
+        <w:t>xgb_</w:t>
+      </w:r>
+      <w:proofErr w:type="gramStart"/>
+      <w:r>
+        <w:rPr>
+          <w:sz w:val="24"/>
+        </w:rPr>
+        <w:t>model.predict</w:t>
       </w:r>
       <w:proofErr w:type="spellEnd"/>
+      <w:proofErr w:type="gramEnd"/>
       <w:r>
         <w:rPr>
           <w:sz w:val="24"/>
@@ -3575,7 +3646,7 @@
     <w:p>
       <w:pPr>
         <w:spacing w:before="12" w:line="249" w:lineRule="auto"/>
-        <w:ind w:left="132" w:right="6752"/>
+        <w:ind w:left="132"/>
         <w:rPr>
           <w:sz w:val="24"/>
         </w:rPr>
@@ -3584,16 +3655,7 @@
     <w:p>
       <w:pPr>
         <w:spacing w:before="12" w:line="249" w:lineRule="auto"/>
-        <w:ind w:left="132" w:right="6752"/>
-        <w:rPr>
-          <w:sz w:val="24"/>
-        </w:rPr>
-      </w:pPr>
-    </w:p>
-    <w:p>
-      <w:pPr>
-        <w:spacing w:before="12" w:line="249" w:lineRule="auto"/>
-        <w:ind w:left="132" w:right="6752"/>
+        <w:ind w:left="132"/>
         <w:rPr>
           <w:b/>
           <w:bCs/>
@@ -3608,13 +3670,14 @@
           <w:sz w:val="24"/>
           <w:lang w:val="en-IN"/>
         </w:rPr>
-        <w:t>Bagging and Boosting</w:t>
+        <w:t>Ensemble Learning</w:t>
       </w:r>
     </w:p>
     <w:p>
       <w:pPr>
         <w:spacing w:before="12" w:line="249" w:lineRule="auto"/>
-        <w:ind w:left="132" w:right="6752"/>
+        <w:ind w:left="132"/>
+        <w:jc w:val="both"/>
         <w:rPr>
           <w:sz w:val="24"/>
           <w:lang w:val="en-IN"/>
@@ -3623,51 +3686,14 @@
       <w:r>
         <w:rPr>
           <w:sz w:val="24"/>
-          <w:lang w:val="en-IN"/>
-        </w:rPr>
-        <w:t>Bagging and Boosting are ensemble learning techniques in Machine Learning.</w:t>
+        </w:rPr>
+        <w:t>Ensemble Learning is a technique in Machine Learning where multiple machine learning models are combined to improve prediction accuracy and performance.</w:t>
       </w:r>
     </w:p>
     <w:p>
       <w:pPr>
         <w:spacing w:before="12" w:line="249" w:lineRule="auto"/>
-        <w:ind w:left="132" w:right="6752"/>
-        <w:rPr>
-          <w:sz w:val="24"/>
-          <w:lang w:val="en-IN"/>
-        </w:rPr>
-      </w:pPr>
-      <w:r>
-        <w:rPr>
-          <w:sz w:val="24"/>
-          <w:lang w:val="en-IN"/>
-        </w:rPr>
-        <w:t>Ensemble learning means combining multiple models to improve accuracy and performance.</w:t>
-      </w:r>
-    </w:p>
-    <w:p>
-      <w:pPr>
-        <w:spacing w:before="12" w:line="249" w:lineRule="auto"/>
-        <w:ind w:left="132" w:right="6752"/>
-        <w:rPr>
-          <w:sz w:val="24"/>
-          <w:lang w:val="en-IN"/>
-        </w:rPr>
-      </w:pPr>
-      <w:r>
-        <w:rPr>
-          <w:sz w:val="24"/>
-          <w:lang w:val="en-IN"/>
-        </w:rPr>
-        <w:pict w14:anchorId="0E89BAC7">
-          <v:rect id="_x0000_i1259" style="width:0;height:1.5pt" o:hralign="center" o:hrstd="t" o:hr="t" fillcolor="#a0a0a0" stroked="f"/>
-        </w:pict>
-      </w:r>
-    </w:p>
-    <w:p>
-      <w:pPr>
-        <w:spacing w:before="12" w:line="249" w:lineRule="auto"/>
-        <w:ind w:left="132" w:right="6752"/>
+        <w:ind w:left="132"/>
         <w:rPr>
           <w:b/>
           <w:bCs/>
@@ -3675,1478 +3701,219 @@
           <w:lang w:val="en-IN"/>
         </w:rPr>
       </w:pPr>
-      <w:r>
+    </w:p>
+    <w:p>
+      <w:pPr>
+        <w:spacing w:before="12" w:line="249" w:lineRule="auto"/>
+        <w:ind w:left="132"/>
         <w:rPr>
           <w:b/>
           <w:bCs/>
           <w:sz w:val="24"/>
           <w:lang w:val="en-IN"/>
         </w:rPr>
-        <w:t>1. Bagging</w:t>
-      </w:r>
-    </w:p>
-    <w:p>
-      <w:pPr>
-        <w:spacing w:before="12" w:line="249" w:lineRule="auto"/>
-        <w:ind w:left="132" w:right="6752"/>
+      </w:pPr>
+      <w:r>
         <w:rPr>
           <w:b/>
           <w:bCs/>
           <w:sz w:val="24"/>
           <w:lang w:val="en-IN"/>
         </w:rPr>
-      </w:pPr>
-      <w:r>
+        <w:t>Why Ensemble Learning is Used</w:t>
+      </w:r>
+    </w:p>
+    <w:p>
+      <w:pPr>
+        <w:spacing w:before="12" w:line="249" w:lineRule="auto"/>
+        <w:ind w:left="132"/>
+        <w:rPr>
+          <w:sz w:val="24"/>
+          <w:lang w:val="en-IN"/>
+        </w:rPr>
+      </w:pPr>
+      <w:r>
+        <w:rPr>
+          <w:sz w:val="24"/>
+          <w:lang w:val="en-IN"/>
+        </w:rPr>
+        <w:t>A single model may:</w:t>
+      </w:r>
+    </w:p>
+    <w:p>
+      <w:pPr>
+        <w:numPr>
+          <w:ilvl w:val="0"/>
+          <w:numId w:val="20"/>
+        </w:numPr>
+        <w:spacing w:before="12" w:line="249" w:lineRule="auto"/>
+        <w:rPr>
+          <w:sz w:val="24"/>
+          <w:lang w:val="en-IN"/>
+        </w:rPr>
+      </w:pPr>
+      <w:r>
+        <w:rPr>
+          <w:sz w:val="24"/>
+          <w:lang w:val="en-IN"/>
+        </w:rPr>
+        <w:t xml:space="preserve">Make errors </w:t>
+      </w:r>
+    </w:p>
+    <w:p>
+      <w:pPr>
+        <w:numPr>
+          <w:ilvl w:val="0"/>
+          <w:numId w:val="20"/>
+        </w:numPr>
+        <w:spacing w:before="12" w:line="249" w:lineRule="auto"/>
+        <w:rPr>
+          <w:sz w:val="24"/>
+          <w:lang w:val="en-IN"/>
+        </w:rPr>
+      </w:pPr>
+      <w:r>
+        <w:rPr>
+          <w:sz w:val="24"/>
+          <w:lang w:val="en-IN"/>
+        </w:rPr>
+        <w:t xml:space="preserve">Overfit data </w:t>
+      </w:r>
+    </w:p>
+    <w:p>
+      <w:pPr>
+        <w:numPr>
+          <w:ilvl w:val="0"/>
+          <w:numId w:val="20"/>
+        </w:numPr>
+        <w:spacing w:before="12" w:line="249" w:lineRule="auto"/>
+        <w:rPr>
+          <w:sz w:val="24"/>
+          <w:lang w:val="en-IN"/>
+        </w:rPr>
+      </w:pPr>
+      <w:r>
+        <w:rPr>
+          <w:sz w:val="24"/>
+          <w:lang w:val="en-IN"/>
+        </w:rPr>
+        <w:t xml:space="preserve">Perform poorly on complex datasets </w:t>
+      </w:r>
+    </w:p>
+    <w:p>
+      <w:pPr>
+        <w:spacing w:before="12" w:line="249" w:lineRule="auto"/>
+        <w:ind w:left="132"/>
+        <w:rPr>
+          <w:sz w:val="24"/>
+          <w:lang w:val="en-IN"/>
+        </w:rPr>
+      </w:pPr>
+      <w:r>
+        <w:rPr>
+          <w:sz w:val="24"/>
+          <w:lang w:val="en-IN"/>
+        </w:rPr>
+        <w:t>Combining multiple models:</w:t>
+      </w:r>
+    </w:p>
+    <w:p>
+      <w:pPr>
+        <w:numPr>
+          <w:ilvl w:val="0"/>
+          <w:numId w:val="21"/>
+        </w:numPr>
+        <w:spacing w:before="12" w:line="249" w:lineRule="auto"/>
+        <w:rPr>
+          <w:sz w:val="24"/>
+          <w:lang w:val="en-IN"/>
+        </w:rPr>
+      </w:pPr>
+      <w:r>
+        <w:rPr>
+          <w:sz w:val="24"/>
+          <w:lang w:val="en-IN"/>
+        </w:rPr>
+        <w:t xml:space="preserve">Improves accuracy </w:t>
+      </w:r>
+    </w:p>
+    <w:p>
+      <w:pPr>
+        <w:numPr>
+          <w:ilvl w:val="0"/>
+          <w:numId w:val="21"/>
+        </w:numPr>
+        <w:spacing w:before="12" w:line="249" w:lineRule="auto"/>
+        <w:rPr>
+          <w:sz w:val="24"/>
+          <w:lang w:val="en-IN"/>
+        </w:rPr>
+      </w:pPr>
+      <w:r>
+        <w:rPr>
+          <w:sz w:val="24"/>
+          <w:lang w:val="en-IN"/>
+        </w:rPr>
+        <w:t xml:space="preserve">Reduces errors </w:t>
+      </w:r>
+    </w:p>
+    <w:p>
+      <w:pPr>
+        <w:numPr>
+          <w:ilvl w:val="0"/>
+          <w:numId w:val="21"/>
+        </w:numPr>
+        <w:spacing w:before="12" w:line="249" w:lineRule="auto"/>
+        <w:rPr>
+          <w:sz w:val="24"/>
+          <w:lang w:val="en-IN"/>
+        </w:rPr>
+      </w:pPr>
+      <w:r>
+        <w:rPr>
+          <w:sz w:val="24"/>
+          <w:lang w:val="en-IN"/>
+        </w:rPr>
+        <w:t xml:space="preserve">Increases stability </w:t>
+      </w:r>
+    </w:p>
+    <w:p>
+      <w:pPr>
+        <w:spacing w:before="12" w:line="249" w:lineRule="auto"/>
+        <w:ind w:left="132"/>
+        <w:rPr>
+          <w:sz w:val="24"/>
+        </w:rPr>
+      </w:pPr>
+    </w:p>
+    <w:p>
+      <w:pPr>
+        <w:spacing w:before="12" w:line="249" w:lineRule="auto"/>
+        <w:ind w:left="132"/>
         <w:rPr>
           <w:b/>
           <w:bCs/>
           <w:sz w:val="24"/>
           <w:lang w:val="en-IN"/>
         </w:rPr>
-        <w:t>What is Bagging?</w:t>
-      </w:r>
+      </w:pPr>
     </w:p>
     <w:p>
       <w:pPr>
         <w:spacing w:before="12" w:line="249" w:lineRule="auto"/>
-        <w:ind w:left="132" w:right="6752"/>
-        <w:rPr>
-          <w:sz w:val="24"/>
-          <w:lang w:val="en-IN"/>
-        </w:rPr>
-      </w:pPr>
-      <w:r>
-        <w:rPr>
-          <w:sz w:val="24"/>
-          <w:lang w:val="en-IN"/>
-        </w:rPr>
-        <w:t>Bagging stands for:</w:t>
-      </w:r>
-    </w:p>
-    <w:p>
-      <w:pPr>
-        <w:spacing w:before="12" w:line="249" w:lineRule="auto"/>
-        <w:ind w:left="132" w:right="6752"/>
-        <w:rPr>
-          <w:sz w:val="24"/>
-          <w:lang w:val="en-IN"/>
-        </w:rPr>
-      </w:pPr>
-      <w:r>
+        <w:ind w:left="132"/>
         <w:rPr>
           <w:b/>
           <w:bCs/>
           <w:sz w:val="24"/>
           <w:lang w:val="en-IN"/>
         </w:rPr>
-        <w:t>Bootstrap Aggregating</w:t>
-      </w:r>
+      </w:pPr>
     </w:p>
     <w:p>
       <w:pPr>
         <w:spacing w:before="12" w:line="249" w:lineRule="auto"/>
-        <w:ind w:left="132" w:right="6752"/>
-        <w:rPr>
-          <w:sz w:val="24"/>
-          <w:lang w:val="en-IN"/>
-        </w:rPr>
-      </w:pPr>
-      <w:r>
-        <w:rPr>
-          <w:sz w:val="24"/>
-          <w:lang w:val="en-IN"/>
-        </w:rPr>
-        <w:t>In bagging:</w:t>
-      </w:r>
-    </w:p>
-    <w:p>
-      <w:pPr>
-        <w:numPr>
-          <w:ilvl w:val="0"/>
-          <w:numId w:val="5"/>
-        </w:numPr>
-        <w:spacing w:before="12" w:line="249" w:lineRule="auto"/>
-        <w:ind w:right="6752"/>
-        <w:rPr>
-          <w:sz w:val="24"/>
-          <w:lang w:val="en-IN"/>
-        </w:rPr>
-      </w:pPr>
-      <w:r>
-        <w:rPr>
-          <w:sz w:val="24"/>
-          <w:lang w:val="en-IN"/>
-        </w:rPr>
-        <w:lastRenderedPageBreak/>
-        <w:t>Multiple models are trained independently</w:t>
-      </w:r>
-    </w:p>
-    <w:p>
-      <w:pPr>
-        <w:numPr>
-          <w:ilvl w:val="0"/>
-          <w:numId w:val="5"/>
-        </w:numPr>
-        <w:spacing w:before="12" w:line="249" w:lineRule="auto"/>
-        <w:ind w:right="6752"/>
-        <w:rPr>
-          <w:sz w:val="24"/>
-          <w:lang w:val="en-IN"/>
-        </w:rPr>
-      </w:pPr>
-      <w:r>
-        <w:rPr>
-          <w:sz w:val="24"/>
-          <w:lang w:val="en-IN"/>
-        </w:rPr>
-        <w:t>Different random subsets of data are used</w:t>
-      </w:r>
-    </w:p>
-    <w:p>
-      <w:pPr>
-        <w:numPr>
-          <w:ilvl w:val="0"/>
-          <w:numId w:val="5"/>
-        </w:numPr>
-        <w:spacing w:before="12" w:line="249" w:lineRule="auto"/>
-        <w:ind w:right="6752"/>
-        <w:rPr>
-          <w:sz w:val="24"/>
-          <w:lang w:val="en-IN"/>
-        </w:rPr>
-      </w:pPr>
-      <w:r>
-        <w:rPr>
-          <w:sz w:val="24"/>
-          <w:lang w:val="en-IN"/>
-        </w:rPr>
-        <w:t>Final prediction combines outputs from all models</w:t>
-      </w:r>
-    </w:p>
-    <w:p>
-      <w:pPr>
-        <w:spacing w:before="12" w:line="249" w:lineRule="auto"/>
-        <w:ind w:left="132" w:right="6752"/>
-        <w:rPr>
-          <w:sz w:val="24"/>
-          <w:lang w:val="en-IN"/>
-        </w:rPr>
-      </w:pPr>
-      <w:r>
-        <w:rPr>
-          <w:sz w:val="24"/>
-          <w:lang w:val="en-IN"/>
-        </w:rPr>
-        <w:t>Main goal:</w:t>
-      </w:r>
-    </w:p>
-    <w:p>
-      <w:pPr>
-        <w:numPr>
-          <w:ilvl w:val="0"/>
-          <w:numId w:val="6"/>
-        </w:numPr>
-        <w:spacing w:before="12" w:line="249" w:lineRule="auto"/>
-        <w:ind w:right="6752"/>
-        <w:rPr>
-          <w:sz w:val="24"/>
-          <w:lang w:val="en-IN"/>
-        </w:rPr>
-      </w:pPr>
-      <w:r>
-        <w:rPr>
-          <w:sz w:val="24"/>
-          <w:lang w:val="en-IN"/>
-        </w:rPr>
-        <w:t>Reduce variance</w:t>
-      </w:r>
-    </w:p>
-    <w:p>
-      <w:pPr>
-        <w:numPr>
-          <w:ilvl w:val="0"/>
-          <w:numId w:val="6"/>
-        </w:numPr>
-        <w:spacing w:before="12" w:line="249" w:lineRule="auto"/>
-        <w:ind w:right="6752"/>
-        <w:rPr>
-          <w:sz w:val="24"/>
-          <w:lang w:val="en-IN"/>
-        </w:rPr>
-      </w:pPr>
-      <w:r>
-        <w:rPr>
-          <w:sz w:val="24"/>
-          <w:lang w:val="en-IN"/>
-        </w:rPr>
-        <w:t>Reduce overfitting</w:t>
-      </w:r>
-    </w:p>
-    <w:p>
-      <w:pPr>
-        <w:spacing w:before="12" w:line="249" w:lineRule="auto"/>
-        <w:ind w:left="132" w:right="6752"/>
-        <w:rPr>
-          <w:sz w:val="24"/>
-          <w:lang w:val="en-IN"/>
-        </w:rPr>
-      </w:pPr>
-      <w:r>
-        <w:rPr>
-          <w:sz w:val="24"/>
-          <w:lang w:val="en-IN"/>
-        </w:rPr>
-        <w:pict w14:anchorId="54CF0FAD">
-          <v:rect id="_x0000_i1260" style="width:0;height:1.5pt" o:hralign="center" o:hrstd="t" o:hr="t" fillcolor="#a0a0a0" stroked="f"/>
-        </w:pict>
-      </w:r>
-    </w:p>
-    <w:p>
-      <w:pPr>
-        <w:spacing w:before="12" w:line="249" w:lineRule="auto"/>
-        <w:ind w:left="132" w:right="6752"/>
-        <w:rPr>
-          <w:b/>
-          <w:bCs/>
-          <w:sz w:val="24"/>
-          <w:lang w:val="en-IN"/>
-        </w:rPr>
-      </w:pPr>
-      <w:r>
-        <w:rPr>
-          <w:b/>
-          <w:bCs/>
-          <w:sz w:val="24"/>
-          <w:lang w:val="en-IN"/>
-        </w:rPr>
-        <w:t>How Bagging Works</w:t>
-      </w:r>
-    </w:p>
-    <w:p>
-      <w:pPr>
-        <w:numPr>
-          <w:ilvl w:val="0"/>
-          <w:numId w:val="7"/>
-        </w:numPr>
-        <w:spacing w:before="12" w:line="249" w:lineRule="auto"/>
-        <w:ind w:right="6752"/>
-        <w:rPr>
-          <w:sz w:val="24"/>
-          <w:lang w:val="en-IN"/>
-        </w:rPr>
-      </w:pPr>
-      <w:r>
-        <w:rPr>
-          <w:sz w:val="24"/>
-          <w:lang w:val="en-IN"/>
-        </w:rPr>
-        <w:t>Random samples are created from the dataset</w:t>
-      </w:r>
-    </w:p>
-    <w:p>
-      <w:pPr>
-        <w:numPr>
-          <w:ilvl w:val="0"/>
-          <w:numId w:val="7"/>
-        </w:numPr>
-        <w:spacing w:before="12" w:line="249" w:lineRule="auto"/>
-        <w:ind w:right="6752"/>
-        <w:rPr>
-          <w:sz w:val="24"/>
-          <w:lang w:val="en-IN"/>
-        </w:rPr>
-      </w:pPr>
-      <w:r>
-        <w:rPr>
-          <w:sz w:val="24"/>
-          <w:lang w:val="en-IN"/>
-        </w:rPr>
-        <w:t>Separate models are trained independently</w:t>
-      </w:r>
-    </w:p>
-    <w:p>
-      <w:pPr>
-        <w:numPr>
-          <w:ilvl w:val="0"/>
-          <w:numId w:val="7"/>
-        </w:numPr>
-        <w:spacing w:before="12" w:line="249" w:lineRule="auto"/>
-        <w:ind w:right="6752"/>
-        <w:rPr>
-          <w:sz w:val="24"/>
-          <w:lang w:val="en-IN"/>
-        </w:rPr>
-      </w:pPr>
-      <w:r>
-        <w:rPr>
-          <w:sz w:val="24"/>
-          <w:lang w:val="en-IN"/>
-        </w:rPr>
-        <w:t>Each model gives predictions</w:t>
-      </w:r>
-    </w:p>
-    <w:p>
-      <w:pPr>
-        <w:numPr>
-          <w:ilvl w:val="0"/>
-          <w:numId w:val="7"/>
-        </w:numPr>
-        <w:spacing w:before="12" w:line="249" w:lineRule="auto"/>
-        <w:ind w:right="6752"/>
-        <w:rPr>
-          <w:sz w:val="24"/>
-          <w:lang w:val="en-IN"/>
-        </w:rPr>
-      </w:pPr>
-      <w:r>
-        <w:rPr>
-          <w:sz w:val="24"/>
-          <w:lang w:val="en-IN"/>
-        </w:rPr>
-        <w:t>Final prediction is combined</w:t>
-      </w:r>
-    </w:p>
-    <w:p>
-      <w:pPr>
-        <w:spacing w:before="12" w:line="249" w:lineRule="auto"/>
-        <w:ind w:left="132" w:right="6752"/>
-        <w:rPr>
-          <w:sz w:val="24"/>
-          <w:lang w:val="en-IN"/>
-        </w:rPr>
-      </w:pPr>
-      <w:r>
-        <w:rPr>
-          <w:sz w:val="24"/>
-          <w:lang w:val="en-IN"/>
-        </w:rPr>
-        <w:t>For:</w:t>
-      </w:r>
-    </w:p>
-    <w:p>
-      <w:pPr>
-        <w:numPr>
-          <w:ilvl w:val="0"/>
-          <w:numId w:val="8"/>
-        </w:numPr>
-        <w:spacing w:before="12" w:line="249" w:lineRule="auto"/>
-        <w:ind w:right="6752"/>
-        <w:rPr>
-          <w:sz w:val="24"/>
-          <w:lang w:val="en-IN"/>
-        </w:rPr>
-      </w:pPr>
-      <w:r>
-        <w:rPr>
-          <w:sz w:val="24"/>
-          <w:lang w:val="en-IN"/>
-        </w:rPr>
-        <w:t>Classification → Majority voting</w:t>
-      </w:r>
-    </w:p>
-    <w:p>
-      <w:pPr>
-        <w:numPr>
-          <w:ilvl w:val="0"/>
-          <w:numId w:val="8"/>
-        </w:numPr>
-        <w:spacing w:before="12" w:line="249" w:lineRule="auto"/>
-        <w:ind w:right="6752"/>
-        <w:rPr>
-          <w:sz w:val="24"/>
-          <w:lang w:val="en-IN"/>
-        </w:rPr>
-      </w:pPr>
-      <w:r>
-        <w:rPr>
-          <w:sz w:val="24"/>
-          <w:lang w:val="en-IN"/>
-        </w:rPr>
-        <w:t>Regression → Average prediction</w:t>
-      </w:r>
-    </w:p>
-    <w:p>
-      <w:pPr>
-        <w:spacing w:before="12" w:line="249" w:lineRule="auto"/>
-        <w:ind w:left="132" w:right="6752"/>
-        <w:rPr>
-          <w:sz w:val="24"/>
-          <w:lang w:val="en-IN"/>
-        </w:rPr>
-      </w:pPr>
-      <w:r>
-        <w:rPr>
-          <w:sz w:val="24"/>
-          <w:lang w:val="en-IN"/>
-        </w:rPr>
-        <w:pict w14:anchorId="26994035">
-          <v:rect id="_x0000_i1261" style="width:0;height:1.5pt" o:hralign="center" o:hrstd="t" o:hr="t" fillcolor="#a0a0a0" stroked="f"/>
-        </w:pict>
-      </w:r>
-    </w:p>
-    <w:p>
-      <w:pPr>
-        <w:spacing w:before="12" w:line="249" w:lineRule="auto"/>
-        <w:ind w:left="132" w:right="6752"/>
-        <w:rPr>
-          <w:b/>
-          <w:bCs/>
-          <w:sz w:val="24"/>
-          <w:lang w:val="en-IN"/>
-        </w:rPr>
-      </w:pPr>
-      <w:r>
-        <w:rPr>
-          <w:b/>
-          <w:bCs/>
-          <w:sz w:val="24"/>
-          <w:lang w:val="en-IN"/>
-        </w:rPr>
-        <w:t>Example of Bagging</w:t>
-      </w:r>
-    </w:p>
-    <w:p>
-      <w:pPr>
-        <w:spacing w:before="12" w:line="249" w:lineRule="auto"/>
-        <w:ind w:left="132" w:right="6752"/>
-        <w:rPr>
-          <w:b/>
-          <w:bCs/>
-          <w:sz w:val="24"/>
-          <w:lang w:val="en-IN"/>
-        </w:rPr>
-      </w:pPr>
-      <w:r>
-        <w:rPr>
-          <w:b/>
-          <w:bCs/>
-          <w:sz w:val="24"/>
-          <w:lang w:val="en-IN"/>
-        </w:rPr>
-        <w:t>Random Forest</w:t>
-      </w:r>
-    </w:p>
-    <w:p>
-      <w:pPr>
-        <w:spacing w:before="12" w:line="249" w:lineRule="auto"/>
-        <w:ind w:left="132" w:right="6752"/>
-        <w:rPr>
-          <w:sz w:val="24"/>
-          <w:lang w:val="en-IN"/>
-        </w:rPr>
-      </w:pPr>
-      <w:r>
-        <w:rPr>
-          <w:sz w:val="24"/>
-          <w:lang w:val="en-IN"/>
-        </w:rPr>
-        <w:t>Machine Learning is the most popular bagging algorithm.</w:t>
-      </w:r>
-    </w:p>
-    <w:p>
-      <w:pPr>
-        <w:spacing w:before="12" w:line="249" w:lineRule="auto"/>
-        <w:ind w:left="132" w:right="6752"/>
-        <w:rPr>
-          <w:sz w:val="24"/>
-          <w:lang w:val="en-IN"/>
-        </w:rPr>
-      </w:pPr>
-      <w:r>
-        <w:rPr>
-          <w:sz w:val="24"/>
-          <w:lang w:val="en-IN"/>
-        </w:rPr>
-        <w:t>It:</w:t>
-      </w:r>
-    </w:p>
-    <w:p>
-      <w:pPr>
-        <w:numPr>
-          <w:ilvl w:val="0"/>
-          <w:numId w:val="9"/>
-        </w:numPr>
-        <w:spacing w:before="12" w:line="249" w:lineRule="auto"/>
-        <w:ind w:right="6752"/>
-        <w:rPr>
-          <w:sz w:val="24"/>
-          <w:lang w:val="en-IN"/>
-        </w:rPr>
-      </w:pPr>
-      <w:r>
-        <w:rPr>
-          <w:sz w:val="24"/>
-          <w:lang w:val="en-IN"/>
-        </w:rPr>
-        <w:t>Uses multiple decision trees</w:t>
-      </w:r>
-    </w:p>
-    <w:p>
-      <w:pPr>
-        <w:numPr>
-          <w:ilvl w:val="0"/>
-          <w:numId w:val="9"/>
-        </w:numPr>
-        <w:spacing w:before="12" w:line="249" w:lineRule="auto"/>
-        <w:ind w:right="6752"/>
-        <w:rPr>
-          <w:sz w:val="24"/>
-          <w:lang w:val="en-IN"/>
-        </w:rPr>
-      </w:pPr>
-      <w:r>
-        <w:rPr>
-          <w:sz w:val="24"/>
-          <w:lang w:val="en-IN"/>
-        </w:rPr>
-        <w:t>Trains trees independently</w:t>
-      </w:r>
-    </w:p>
-    <w:p>
-      <w:pPr>
-        <w:numPr>
-          <w:ilvl w:val="0"/>
-          <w:numId w:val="9"/>
-        </w:numPr>
-        <w:spacing w:before="12" w:line="249" w:lineRule="auto"/>
-        <w:ind w:right="6752"/>
-        <w:rPr>
-          <w:sz w:val="24"/>
-          <w:lang w:val="en-IN"/>
-        </w:rPr>
-      </w:pPr>
-      <w:r>
-        <w:rPr>
-          <w:sz w:val="24"/>
-          <w:lang w:val="en-IN"/>
-        </w:rPr>
-        <w:t>Combines all outputs</w:t>
-      </w:r>
-    </w:p>
-    <w:p>
-      <w:pPr>
-        <w:spacing w:before="12" w:line="249" w:lineRule="auto"/>
-        <w:ind w:left="132" w:right="6752"/>
-        <w:rPr>
-          <w:sz w:val="24"/>
-          <w:lang w:val="en-IN"/>
-        </w:rPr>
-      </w:pPr>
-      <w:r>
-        <w:rPr>
-          <w:sz w:val="24"/>
-          <w:lang w:val="en-IN"/>
-        </w:rPr>
-        <w:pict w14:anchorId="6040FB5B">
-          <v:rect id="_x0000_i1262" style="width:0;height:1.5pt" o:hralign="center" o:hrstd="t" o:hr="t" fillcolor="#a0a0a0" stroked="f"/>
-        </w:pict>
-      </w:r>
-    </w:p>
-    <w:p>
-      <w:pPr>
-        <w:spacing w:before="12" w:line="249" w:lineRule="auto"/>
-        <w:ind w:left="132" w:right="6752"/>
-        <w:rPr>
-          <w:b/>
-          <w:bCs/>
-          <w:sz w:val="24"/>
-          <w:lang w:val="en-IN"/>
-        </w:rPr>
-      </w:pPr>
-      <w:r>
-        <w:rPr>
-          <w:b/>
-          <w:bCs/>
-          <w:sz w:val="24"/>
-          <w:lang w:val="en-IN"/>
-        </w:rPr>
-        <w:t>Advantages of Bagging</w:t>
-      </w:r>
-    </w:p>
-    <w:p>
-      <w:pPr>
-        <w:numPr>
-          <w:ilvl w:val="0"/>
-          <w:numId w:val="10"/>
-        </w:numPr>
-        <w:spacing w:before="12" w:line="249" w:lineRule="auto"/>
-        <w:ind w:right="6752"/>
-        <w:rPr>
-          <w:sz w:val="24"/>
-          <w:lang w:val="en-IN"/>
-        </w:rPr>
-      </w:pPr>
-      <w:r>
-        <w:rPr>
-          <w:sz w:val="24"/>
-          <w:lang w:val="en-IN"/>
-        </w:rPr>
-        <w:t>Reduces overfitting</w:t>
-      </w:r>
-    </w:p>
-    <w:p>
-      <w:pPr>
-        <w:numPr>
-          <w:ilvl w:val="0"/>
-          <w:numId w:val="10"/>
-        </w:numPr>
-        <w:spacing w:before="12" w:line="249" w:lineRule="auto"/>
-        <w:ind w:right="6752"/>
-        <w:rPr>
-          <w:sz w:val="24"/>
-          <w:lang w:val="en-IN"/>
-        </w:rPr>
-      </w:pPr>
-      <w:r>
-        <w:rPr>
-          <w:sz w:val="24"/>
-          <w:lang w:val="en-IN"/>
-        </w:rPr>
-        <w:t>Improves stability</w:t>
-      </w:r>
-    </w:p>
-    <w:p>
-      <w:pPr>
-        <w:numPr>
-          <w:ilvl w:val="0"/>
-          <w:numId w:val="10"/>
-        </w:numPr>
-        <w:spacing w:before="12" w:line="249" w:lineRule="auto"/>
-        <w:ind w:right="6752"/>
-        <w:rPr>
-          <w:sz w:val="24"/>
-          <w:lang w:val="en-IN"/>
-        </w:rPr>
-      </w:pPr>
-      <w:r>
-        <w:rPr>
-          <w:sz w:val="24"/>
-          <w:lang w:val="en-IN"/>
-        </w:rPr>
-        <w:t>Better accuracy</w:t>
-      </w:r>
-    </w:p>
-    <w:p>
-      <w:pPr>
-        <w:numPr>
-          <w:ilvl w:val="0"/>
-          <w:numId w:val="10"/>
-        </w:numPr>
-        <w:spacing w:before="12" w:line="249" w:lineRule="auto"/>
-        <w:ind w:right="6752"/>
-        <w:rPr>
-          <w:sz w:val="24"/>
-          <w:lang w:val="en-IN"/>
-        </w:rPr>
-      </w:pPr>
-      <w:r>
-        <w:rPr>
-          <w:sz w:val="24"/>
-          <w:lang w:val="en-IN"/>
-        </w:rPr>
-        <w:t>Parallel training possible</w:t>
-      </w:r>
-    </w:p>
-    <w:p>
-      <w:pPr>
-        <w:spacing w:before="12" w:line="249" w:lineRule="auto"/>
-        <w:ind w:left="132" w:right="6752"/>
-        <w:rPr>
-          <w:sz w:val="24"/>
-          <w:lang w:val="en-IN"/>
-        </w:rPr>
-      </w:pPr>
-      <w:r>
-        <w:rPr>
-          <w:sz w:val="24"/>
-          <w:lang w:val="en-IN"/>
-        </w:rPr>
-        <w:pict w14:anchorId="37F7C48D">
-          <v:rect id="_x0000_i1263" style="width:0;height:1.5pt" o:hralign="center" o:hrstd="t" o:hr="t" fillcolor="#a0a0a0" stroked="f"/>
-        </w:pict>
-      </w:r>
-    </w:p>
-    <w:p>
-      <w:pPr>
-        <w:spacing w:before="12" w:line="249" w:lineRule="auto"/>
-        <w:ind w:left="132" w:right="6752"/>
-        <w:rPr>
-          <w:b/>
-          <w:bCs/>
-          <w:sz w:val="24"/>
-          <w:lang w:val="en-IN"/>
-        </w:rPr>
-      </w:pPr>
-      <w:r>
-        <w:rPr>
-          <w:b/>
-          <w:bCs/>
-          <w:sz w:val="24"/>
-          <w:lang w:val="en-IN"/>
-        </w:rPr>
-        <w:t>Disadvantages of Bagging</w:t>
-      </w:r>
-    </w:p>
-    <w:p>
-      <w:pPr>
-        <w:numPr>
-          <w:ilvl w:val="0"/>
-          <w:numId w:val="11"/>
-        </w:numPr>
-        <w:spacing w:before="12" w:line="249" w:lineRule="auto"/>
-        <w:ind w:right="6752"/>
-        <w:rPr>
-          <w:sz w:val="24"/>
-          <w:lang w:val="en-IN"/>
-        </w:rPr>
-      </w:pPr>
-      <w:r>
-        <w:rPr>
-          <w:sz w:val="24"/>
-          <w:lang w:val="en-IN"/>
-        </w:rPr>
-        <w:t>More computation required</w:t>
-      </w:r>
-    </w:p>
-    <w:p>
-      <w:pPr>
-        <w:numPr>
-          <w:ilvl w:val="0"/>
-          <w:numId w:val="11"/>
-        </w:numPr>
-        <w:spacing w:before="12" w:line="249" w:lineRule="auto"/>
-        <w:ind w:right="6752"/>
-        <w:rPr>
-          <w:sz w:val="24"/>
-          <w:lang w:val="en-IN"/>
-        </w:rPr>
-      </w:pPr>
-      <w:r>
-        <w:rPr>
-          <w:sz w:val="24"/>
-          <w:lang w:val="en-IN"/>
-        </w:rPr>
-        <w:t>Higher memory usage</w:t>
-      </w:r>
-    </w:p>
-    <w:p>
-      <w:pPr>
-        <w:numPr>
-          <w:ilvl w:val="0"/>
-          <w:numId w:val="11"/>
-        </w:numPr>
-        <w:spacing w:before="12" w:line="249" w:lineRule="auto"/>
-        <w:ind w:right="6752"/>
-        <w:rPr>
-          <w:sz w:val="24"/>
-          <w:lang w:val="en-IN"/>
-        </w:rPr>
-      </w:pPr>
-      <w:r>
-        <w:rPr>
-          <w:sz w:val="24"/>
-          <w:lang w:val="en-IN"/>
-        </w:rPr>
-        <w:t>Less interpretable</w:t>
-      </w:r>
-    </w:p>
-    <w:p>
-      <w:pPr>
-        <w:spacing w:before="12" w:line="249" w:lineRule="auto"/>
-        <w:ind w:left="132" w:right="6752"/>
-        <w:rPr>
-          <w:sz w:val="24"/>
-          <w:lang w:val="en-IN"/>
-        </w:rPr>
-      </w:pPr>
-      <w:r>
-        <w:rPr>
-          <w:sz w:val="24"/>
-          <w:lang w:val="en-IN"/>
-        </w:rPr>
-        <w:pict w14:anchorId="373C1DAE">
-          <v:rect id="_x0000_i1264" style="width:0;height:1.5pt" o:hralign="center" o:hrstd="t" o:hr="t" fillcolor="#a0a0a0" stroked="f"/>
-        </w:pict>
-      </w:r>
-    </w:p>
-    <w:p>
-      <w:pPr>
-        <w:spacing w:before="12" w:line="249" w:lineRule="auto"/>
-        <w:ind w:left="132" w:right="6752"/>
-        <w:rPr>
-          <w:b/>
-          <w:bCs/>
-          <w:sz w:val="24"/>
-          <w:lang w:val="en-IN"/>
-        </w:rPr>
-      </w:pPr>
-      <w:r>
-        <w:rPr>
-          <w:b/>
-          <w:bCs/>
-          <w:sz w:val="24"/>
-          <w:lang w:val="en-IN"/>
-        </w:rPr>
-        <w:t>2. Boosting</w:t>
-      </w:r>
-    </w:p>
-    <w:p>
-      <w:pPr>
-        <w:spacing w:before="12" w:line="249" w:lineRule="auto"/>
-        <w:ind w:left="132" w:right="6752"/>
-        <w:rPr>
-          <w:b/>
-          <w:bCs/>
-          <w:sz w:val="24"/>
-          <w:lang w:val="en-IN"/>
-        </w:rPr>
-      </w:pPr>
-      <w:r>
-        <w:rPr>
-          <w:b/>
-          <w:bCs/>
-          <w:sz w:val="24"/>
-          <w:lang w:val="en-IN"/>
-        </w:rPr>
-        <w:t>What is Boosting?</w:t>
-      </w:r>
-    </w:p>
-    <w:p>
-      <w:pPr>
-        <w:spacing w:before="12" w:line="249" w:lineRule="auto"/>
-        <w:ind w:left="132" w:right="6752"/>
-        <w:rPr>
-          <w:sz w:val="24"/>
-          <w:lang w:val="en-IN"/>
-        </w:rPr>
-      </w:pPr>
-      <w:r>
-        <w:rPr>
-          <w:sz w:val="24"/>
-          <w:lang w:val="en-IN"/>
-        </w:rPr>
-        <w:t>Boosting is an ensemble learning technique where:</w:t>
-      </w:r>
-    </w:p>
-    <w:p>
-      <w:pPr>
-        <w:numPr>
-          <w:ilvl w:val="0"/>
-          <w:numId w:val="12"/>
-        </w:numPr>
-        <w:spacing w:before="12" w:line="249" w:lineRule="auto"/>
-        <w:ind w:right="6752"/>
-        <w:rPr>
-          <w:sz w:val="24"/>
-          <w:lang w:val="en-IN"/>
-        </w:rPr>
-      </w:pPr>
-      <w:r>
-        <w:rPr>
-          <w:sz w:val="24"/>
-          <w:lang w:val="en-IN"/>
-        </w:rPr>
-        <w:t>Models are trained sequentially</w:t>
-      </w:r>
-    </w:p>
-    <w:p>
-      <w:pPr>
-        <w:numPr>
-          <w:ilvl w:val="0"/>
-          <w:numId w:val="12"/>
-        </w:numPr>
-        <w:spacing w:before="12" w:line="249" w:lineRule="auto"/>
-        <w:ind w:right="6752"/>
-        <w:rPr>
-          <w:sz w:val="24"/>
-          <w:lang w:val="en-IN"/>
-        </w:rPr>
-      </w:pPr>
-      <w:r>
-        <w:rPr>
-          <w:sz w:val="24"/>
-          <w:lang w:val="en-IN"/>
-        </w:rPr>
-        <w:lastRenderedPageBreak/>
-        <w:t>Each new model corrects previous mistakes</w:t>
-      </w:r>
-    </w:p>
-    <w:p>
-      <w:pPr>
-        <w:numPr>
-          <w:ilvl w:val="0"/>
-          <w:numId w:val="12"/>
-        </w:numPr>
-        <w:spacing w:before="12" w:line="249" w:lineRule="auto"/>
-        <w:ind w:right="6752"/>
-        <w:rPr>
-          <w:sz w:val="24"/>
-          <w:lang w:val="en-IN"/>
-        </w:rPr>
-      </w:pPr>
-      <w:r>
-        <w:rPr>
-          <w:sz w:val="24"/>
-          <w:lang w:val="en-IN"/>
-        </w:rPr>
-        <w:t>Weak learners combine to form a strong learner</w:t>
-      </w:r>
-    </w:p>
-    <w:p>
-      <w:pPr>
-        <w:spacing w:before="12" w:line="249" w:lineRule="auto"/>
-        <w:ind w:left="132" w:right="6752"/>
-        <w:rPr>
-          <w:sz w:val="24"/>
-          <w:lang w:val="en-IN"/>
-        </w:rPr>
-      </w:pPr>
-      <w:r>
-        <w:rPr>
-          <w:sz w:val="24"/>
-          <w:lang w:val="en-IN"/>
-        </w:rPr>
-        <w:t>Main goal:</w:t>
-      </w:r>
-    </w:p>
-    <w:p>
-      <w:pPr>
-        <w:numPr>
-          <w:ilvl w:val="0"/>
-          <w:numId w:val="13"/>
-        </w:numPr>
-        <w:spacing w:before="12" w:line="249" w:lineRule="auto"/>
-        <w:ind w:right="6752"/>
-        <w:rPr>
-          <w:sz w:val="24"/>
-          <w:lang w:val="en-IN"/>
-        </w:rPr>
-      </w:pPr>
-      <w:r>
-        <w:rPr>
-          <w:sz w:val="24"/>
-          <w:lang w:val="en-IN"/>
-        </w:rPr>
-        <w:t>Reduce bias</w:t>
-      </w:r>
-    </w:p>
-    <w:p>
-      <w:pPr>
-        <w:numPr>
-          <w:ilvl w:val="0"/>
-          <w:numId w:val="13"/>
-        </w:numPr>
-        <w:spacing w:before="12" w:line="249" w:lineRule="auto"/>
-        <w:ind w:right="6752"/>
-        <w:rPr>
-          <w:sz w:val="24"/>
-          <w:lang w:val="en-IN"/>
-        </w:rPr>
-      </w:pPr>
-      <w:r>
-        <w:rPr>
-          <w:sz w:val="24"/>
-          <w:lang w:val="en-IN"/>
-        </w:rPr>
-        <w:t>Improve prediction accuracy</w:t>
-      </w:r>
-    </w:p>
-    <w:p>
-      <w:pPr>
-        <w:spacing w:before="12" w:line="249" w:lineRule="auto"/>
-        <w:ind w:left="132" w:right="6752"/>
-        <w:rPr>
-          <w:sz w:val="24"/>
-          <w:lang w:val="en-IN"/>
-        </w:rPr>
-      </w:pPr>
-      <w:r>
-        <w:rPr>
-          <w:sz w:val="24"/>
-          <w:lang w:val="en-IN"/>
-        </w:rPr>
-        <w:pict w14:anchorId="184B687E">
-          <v:rect id="_x0000_i1265" style="width:0;height:1.5pt" o:hralign="center" o:hrstd="t" o:hr="t" fillcolor="#a0a0a0" stroked="f"/>
-        </w:pict>
-      </w:r>
-    </w:p>
-    <w:p>
-      <w:pPr>
-        <w:spacing w:before="12" w:line="249" w:lineRule="auto"/>
-        <w:ind w:left="132" w:right="6752"/>
-        <w:rPr>
-          <w:b/>
-          <w:bCs/>
-          <w:sz w:val="24"/>
-          <w:lang w:val="en-IN"/>
-        </w:rPr>
-      </w:pPr>
-      <w:r>
-        <w:rPr>
-          <w:b/>
-          <w:bCs/>
-          <w:sz w:val="24"/>
-          <w:lang w:val="en-IN"/>
-        </w:rPr>
-        <w:t>How Boosting Works</w:t>
-      </w:r>
-    </w:p>
-    <w:p>
-      <w:pPr>
-        <w:numPr>
-          <w:ilvl w:val="0"/>
-          <w:numId w:val="14"/>
-        </w:numPr>
-        <w:spacing w:before="12" w:line="249" w:lineRule="auto"/>
-        <w:ind w:right="6752"/>
-        <w:rPr>
-          <w:sz w:val="24"/>
-          <w:lang w:val="en-IN"/>
-        </w:rPr>
-      </w:pPr>
-      <w:r>
-        <w:rPr>
-          <w:sz w:val="24"/>
-          <w:lang w:val="en-IN"/>
-        </w:rPr>
-        <w:t>First model is trained</w:t>
-      </w:r>
-    </w:p>
-    <w:p>
-      <w:pPr>
-        <w:numPr>
-          <w:ilvl w:val="0"/>
-          <w:numId w:val="14"/>
-        </w:numPr>
-        <w:spacing w:before="12" w:line="249" w:lineRule="auto"/>
-        <w:ind w:right="6752"/>
-        <w:rPr>
-          <w:sz w:val="24"/>
-          <w:lang w:val="en-IN"/>
-        </w:rPr>
-      </w:pPr>
-      <w:r>
-        <w:rPr>
-          <w:sz w:val="24"/>
-          <w:lang w:val="en-IN"/>
-        </w:rPr>
-        <w:t>Errors are identified</w:t>
-      </w:r>
-    </w:p>
-    <w:p>
-      <w:pPr>
-        <w:numPr>
-          <w:ilvl w:val="0"/>
-          <w:numId w:val="14"/>
-        </w:numPr>
-        <w:spacing w:before="12" w:line="249" w:lineRule="auto"/>
-        <w:ind w:right="6752"/>
-        <w:rPr>
-          <w:sz w:val="24"/>
-          <w:lang w:val="en-IN"/>
-        </w:rPr>
-      </w:pPr>
-      <w:r>
-        <w:rPr>
-          <w:sz w:val="24"/>
-          <w:lang w:val="en-IN"/>
-        </w:rPr>
-        <w:t>Next model focuses on correcting errors</w:t>
-      </w:r>
-    </w:p>
-    <w:p>
-      <w:pPr>
-        <w:numPr>
-          <w:ilvl w:val="0"/>
-          <w:numId w:val="14"/>
-        </w:numPr>
-        <w:spacing w:before="12" w:line="249" w:lineRule="auto"/>
-        <w:ind w:right="6752"/>
-        <w:rPr>
-          <w:sz w:val="24"/>
-          <w:lang w:val="en-IN"/>
-        </w:rPr>
-      </w:pPr>
-      <w:r>
-        <w:rPr>
-          <w:sz w:val="24"/>
-          <w:lang w:val="en-IN"/>
-        </w:rPr>
-        <w:t>Process repeats many times</w:t>
-      </w:r>
-    </w:p>
-    <w:p>
-      <w:pPr>
-        <w:numPr>
-          <w:ilvl w:val="0"/>
-          <w:numId w:val="14"/>
-        </w:numPr>
-        <w:spacing w:before="12" w:line="249" w:lineRule="auto"/>
-        <w:ind w:right="6752"/>
-        <w:rPr>
-          <w:sz w:val="24"/>
-          <w:lang w:val="en-IN"/>
-        </w:rPr>
-      </w:pPr>
-      <w:r>
-        <w:rPr>
-          <w:sz w:val="24"/>
-          <w:lang w:val="en-IN"/>
-        </w:rPr>
-        <w:t>Final output combines all models</w:t>
-      </w:r>
-    </w:p>
-    <w:p>
-      <w:pPr>
-        <w:spacing w:before="12" w:line="249" w:lineRule="auto"/>
-        <w:ind w:left="132" w:right="6752"/>
-        <w:rPr>
-          <w:sz w:val="24"/>
-          <w:lang w:val="en-IN"/>
-        </w:rPr>
-      </w:pPr>
-      <w:r>
-        <w:rPr>
-          <w:sz w:val="24"/>
-          <w:lang w:val="en-IN"/>
-        </w:rPr>
-        <w:pict w14:anchorId="1FF459CE">
-          <v:rect id="_x0000_i1266" style="width:0;height:1.5pt" o:hralign="center" o:hrstd="t" o:hr="t" fillcolor="#a0a0a0" stroked="f"/>
-        </w:pict>
-      </w:r>
-    </w:p>
-    <w:p>
-      <w:pPr>
-        <w:spacing w:before="12" w:line="249" w:lineRule="auto"/>
-        <w:ind w:left="132" w:right="6752"/>
-        <w:rPr>
-          <w:b/>
-          <w:bCs/>
-          <w:sz w:val="24"/>
-          <w:lang w:val="en-IN"/>
-        </w:rPr>
-      </w:pPr>
-      <w:proofErr w:type="spellStart"/>
-      <w:r>
-        <w:rPr>
-          <w:b/>
-          <w:bCs/>
-          <w:sz w:val="24"/>
-          <w:lang w:val="en-IN"/>
-        </w:rPr>
-        <w:t>XGBoost</w:t>
-      </w:r>
-      <w:proofErr w:type="spellEnd"/>
-    </w:p>
-    <w:p>
-      <w:pPr>
-        <w:spacing w:before="12" w:line="249" w:lineRule="auto"/>
-        <w:ind w:left="132" w:right="6752"/>
-        <w:rPr>
-          <w:sz w:val="24"/>
-          <w:lang w:val="en-IN"/>
-        </w:rPr>
-      </w:pPr>
-      <w:r>
-        <w:rPr>
-          <w:sz w:val="24"/>
-          <w:lang w:val="en-IN"/>
-        </w:rPr>
-        <w:t>Machine Learning is an advanced boosting algorithm known for:</w:t>
-      </w:r>
-    </w:p>
-    <w:p>
-      <w:pPr>
-        <w:numPr>
-          <w:ilvl w:val="0"/>
-          <w:numId w:val="15"/>
-        </w:numPr>
-        <w:spacing w:before="12" w:line="249" w:lineRule="auto"/>
-        <w:ind w:right="6752"/>
-        <w:rPr>
-          <w:sz w:val="24"/>
-          <w:lang w:val="en-IN"/>
-        </w:rPr>
-      </w:pPr>
-      <w:r>
-        <w:rPr>
-          <w:sz w:val="24"/>
-          <w:lang w:val="en-IN"/>
-        </w:rPr>
-        <w:t>High speed</w:t>
-      </w:r>
-    </w:p>
-    <w:p>
-      <w:pPr>
-        <w:numPr>
-          <w:ilvl w:val="0"/>
-          <w:numId w:val="15"/>
-        </w:numPr>
-        <w:spacing w:before="12" w:line="249" w:lineRule="auto"/>
-        <w:ind w:right="6752"/>
-        <w:rPr>
-          <w:sz w:val="24"/>
-          <w:lang w:val="en-IN"/>
-        </w:rPr>
-      </w:pPr>
-      <w:r>
-        <w:rPr>
-          <w:sz w:val="24"/>
-          <w:lang w:val="en-IN"/>
-        </w:rPr>
-        <w:t>High accuracy</w:t>
-      </w:r>
-    </w:p>
-    <w:p>
-      <w:pPr>
-        <w:numPr>
-          <w:ilvl w:val="0"/>
-          <w:numId w:val="15"/>
-        </w:numPr>
-        <w:spacing w:before="12" w:line="249" w:lineRule="auto"/>
-        <w:ind w:right="6752"/>
-        <w:rPr>
-          <w:sz w:val="24"/>
-          <w:lang w:val="en-IN"/>
-        </w:rPr>
-      </w:pPr>
-      <w:r>
-        <w:rPr>
-          <w:sz w:val="24"/>
-          <w:lang w:val="en-IN"/>
-        </w:rPr>
-        <w:t>Better optimization</w:t>
-      </w:r>
-    </w:p>
-    <w:p>
-      <w:pPr>
-        <w:spacing w:before="12" w:line="249" w:lineRule="auto"/>
-        <w:ind w:left="132" w:right="6752"/>
-        <w:rPr>
-          <w:sz w:val="24"/>
-          <w:lang w:val="en-IN"/>
-        </w:rPr>
-      </w:pPr>
-      <w:r>
-        <w:rPr>
-          <w:sz w:val="24"/>
-          <w:lang w:val="en-IN"/>
-        </w:rPr>
-        <w:pict w14:anchorId="7C25F7DE">
-          <v:rect id="_x0000_i1267" style="width:0;height:1.5pt" o:hralign="center" o:hrstd="t" o:hr="t" fillcolor="#a0a0a0" stroked="f"/>
-        </w:pict>
-      </w:r>
-    </w:p>
-    <w:p>
-      <w:pPr>
-        <w:spacing w:before="12" w:line="249" w:lineRule="auto"/>
-        <w:ind w:left="132" w:right="6752"/>
-        <w:rPr>
-          <w:b/>
-          <w:bCs/>
-          <w:sz w:val="24"/>
-          <w:lang w:val="en-IN"/>
-        </w:rPr>
-      </w:pPr>
-      <w:r>
-        <w:rPr>
-          <w:b/>
-          <w:bCs/>
-          <w:sz w:val="24"/>
-          <w:lang w:val="en-IN"/>
-        </w:rPr>
-        <w:t>Advantages of Boosting</w:t>
-      </w:r>
-    </w:p>
-    <w:p>
-      <w:pPr>
-        <w:numPr>
-          <w:ilvl w:val="0"/>
-          <w:numId w:val="16"/>
-        </w:numPr>
-        <w:spacing w:before="12" w:line="249" w:lineRule="auto"/>
-        <w:ind w:right="6752"/>
-        <w:rPr>
-          <w:sz w:val="24"/>
-          <w:lang w:val="en-IN"/>
-        </w:rPr>
-      </w:pPr>
-      <w:r>
-        <w:rPr>
-          <w:sz w:val="24"/>
-          <w:lang w:val="en-IN"/>
-        </w:rPr>
-        <w:t>Very high accuracy</w:t>
-      </w:r>
-    </w:p>
-    <w:p>
-      <w:pPr>
-        <w:numPr>
-          <w:ilvl w:val="0"/>
-          <w:numId w:val="16"/>
-        </w:numPr>
-        <w:spacing w:before="12" w:line="249" w:lineRule="auto"/>
-        <w:ind w:right="6752"/>
-        <w:rPr>
-          <w:sz w:val="24"/>
-          <w:lang w:val="en-IN"/>
-        </w:rPr>
-      </w:pPr>
-      <w:r>
-        <w:rPr>
-          <w:sz w:val="24"/>
-          <w:lang w:val="en-IN"/>
-        </w:rPr>
-        <w:t>Handles complex data well</w:t>
-      </w:r>
-    </w:p>
-    <w:p>
-      <w:pPr>
-        <w:numPr>
-          <w:ilvl w:val="0"/>
-          <w:numId w:val="16"/>
-        </w:numPr>
-        <w:spacing w:before="12" w:line="249" w:lineRule="auto"/>
-        <w:ind w:right="6752"/>
-        <w:rPr>
-          <w:sz w:val="24"/>
-          <w:lang w:val="en-IN"/>
-        </w:rPr>
-      </w:pPr>
-      <w:r>
-        <w:rPr>
-          <w:sz w:val="24"/>
-          <w:lang w:val="en-IN"/>
-        </w:rPr>
-        <w:t>Reduces bias</w:t>
-      </w:r>
-    </w:p>
-    <w:p>
-      <w:pPr>
-        <w:spacing w:before="12" w:line="249" w:lineRule="auto"/>
-        <w:ind w:left="132" w:right="6752"/>
-        <w:rPr>
-          <w:sz w:val="24"/>
-          <w:lang w:val="en-IN"/>
-        </w:rPr>
-      </w:pPr>
-      <w:r>
-        <w:rPr>
-          <w:sz w:val="24"/>
-          <w:lang w:val="en-IN"/>
-        </w:rPr>
-        <w:pict w14:anchorId="57A2FD27">
-          <v:rect id="_x0000_i1268" style="width:0;height:1.5pt" o:hralign="center" o:hrstd="t" o:hr="t" fillcolor="#a0a0a0" stroked="f"/>
-        </w:pict>
-      </w:r>
-    </w:p>
-    <w:p>
-      <w:pPr>
-        <w:spacing w:before="12" w:line="249" w:lineRule="auto"/>
-        <w:ind w:left="132" w:right="6752"/>
-        <w:rPr>
-          <w:b/>
-          <w:bCs/>
-          <w:sz w:val="24"/>
-          <w:lang w:val="en-IN"/>
-        </w:rPr>
-      </w:pPr>
-      <w:r>
-        <w:rPr>
-          <w:b/>
-          <w:bCs/>
-          <w:sz w:val="24"/>
-          <w:lang w:val="en-IN"/>
-        </w:rPr>
-        <w:t>Disadvantages of Boosting</w:t>
-      </w:r>
-    </w:p>
-    <w:p>
-      <w:pPr>
-        <w:numPr>
-          <w:ilvl w:val="0"/>
-          <w:numId w:val="17"/>
-        </w:numPr>
-        <w:spacing w:before="12" w:line="249" w:lineRule="auto"/>
-        <w:ind w:right="6752"/>
-        <w:rPr>
-          <w:sz w:val="24"/>
-          <w:lang w:val="en-IN"/>
-        </w:rPr>
-      </w:pPr>
-      <w:r>
-        <w:rPr>
-          <w:sz w:val="24"/>
-          <w:lang w:val="en-IN"/>
-        </w:rPr>
-        <w:t>Training is slower</w:t>
-      </w:r>
-    </w:p>
-    <w:p>
-      <w:pPr>
-        <w:numPr>
-          <w:ilvl w:val="0"/>
-          <w:numId w:val="17"/>
-        </w:numPr>
-        <w:spacing w:before="12" w:line="249" w:lineRule="auto"/>
-        <w:ind w:right="6752"/>
-        <w:rPr>
-          <w:sz w:val="24"/>
-          <w:lang w:val="en-IN"/>
-        </w:rPr>
-      </w:pPr>
-      <w:r>
-        <w:rPr>
-          <w:sz w:val="24"/>
-          <w:lang w:val="en-IN"/>
-        </w:rPr>
-        <w:t>Can overfit</w:t>
-      </w:r>
-    </w:p>
-    <w:p>
-      <w:pPr>
-        <w:numPr>
-          <w:ilvl w:val="0"/>
-          <w:numId w:val="17"/>
-        </w:numPr>
-        <w:spacing w:before="12" w:line="249" w:lineRule="auto"/>
-        <w:ind w:right="6752"/>
-        <w:rPr>
-          <w:sz w:val="24"/>
-          <w:lang w:val="en-IN"/>
-        </w:rPr>
-      </w:pPr>
-      <w:r>
-        <w:rPr>
-          <w:sz w:val="24"/>
-          <w:lang w:val="en-IN"/>
-        </w:rPr>
-        <w:t>Sensitive to noisy data</w:t>
-      </w:r>
-    </w:p>
-    <w:p>
-      <w:pPr>
-        <w:spacing w:before="12" w:line="249" w:lineRule="auto"/>
-        <w:ind w:left="132" w:right="6752"/>
-        <w:rPr>
-          <w:sz w:val="24"/>
-          <w:lang w:val="en-IN"/>
-        </w:rPr>
-      </w:pPr>
-      <w:r>
-        <w:rPr>
-          <w:sz w:val="24"/>
-          <w:lang w:val="en-IN"/>
-        </w:rPr>
-        <w:pict w14:anchorId="22D6A49A">
-          <v:rect id="_x0000_i1269" style="width:0;height:1.5pt" o:hralign="center" o:hrstd="t" o:hr="t" fillcolor="#a0a0a0" stroked="f"/>
-        </w:pict>
-      </w:r>
-    </w:p>
-    <w:p>
-      <w:pPr>
-        <w:spacing w:before="12" w:line="249" w:lineRule="auto"/>
-        <w:ind w:left="132" w:right="6752"/>
+        <w:ind w:left="132"/>
         <w:rPr>
           <w:sz w:val="24"/>
           <w:lang w:val="en-IN"/>
@@ -6657,7 +5424,7 @@
         </mc:Choice>
         <mc:Fallback>
           <w:pict>
-            <v:group w14:anchorId="361D8901" id="Group 1" o:spid="_x0000_s1026" style="position:absolute;margin-left:10pt;margin-top:10pt;width:122.4pt;height:52.25pt;z-index:-15818752;mso-wrap-distance-left:0;mso-wrap-distance-right:0;mso-position-horizontal-relative:page;mso-position-vertical-relative:page" coordsize="15544,6635" o:gfxdata="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">
+            <v:group w14:anchorId="7D35C731" id="Group 1" o:spid="_x0000_s1026" style="position:absolute;margin-left:10pt;margin-top:10pt;width:122.4pt;height:52.25pt;z-index:-15818752;mso-wrap-distance-left:0;mso-wrap-distance-right:0;mso-position-horizontal-relative:page;mso-position-vertical-relative:page" coordsize="15544,6635" o:gfxdata="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">
               <v:shape id="Graphic 2" o:spid="_x0000_s1027" href="https://www.updf.com/?satvw=9" style="position:absolute;width:520;height:1670;visibility:visible;mso-wrap-style:square;v-text-anchor:top" coordsize="52069,167005" o:gfxdata="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" o:button="t" path="m51971,l41452,,25318,3257,12141,12141,3257,25318,,41452,,166546r51971,l51971,xe" fillcolor="#ffc601" stroked="f">
                 <v:fill o:detectmouseclick="t"/>
                 <v:path arrowok="t"/>
@@ -8265,6 +7032,304 @@
     </w:lvl>
   </w:abstractNum>
   <w:abstractNum w:abstractNumId="11" w15:restartNumberingAfterBreak="0">
+    <w:nsid w:val="662E3AE2"/>
+    <w:multiLevelType w:val="multilevel"/>
+    <w:tmpl w:val="773468F4"/>
+    <w:lvl w:ilvl="0">
+      <w:start w:val="1"/>
+      <w:numFmt w:val="bullet"/>
+      <w:lvlText w:val=""/>
+      <w:lvlJc w:val="left"/>
+      <w:pPr>
+        <w:tabs>
+          <w:tab w:val="num" w:pos="720"/>
+        </w:tabs>
+        <w:ind w:left="720" w:hanging="360"/>
+      </w:pPr>
+      <w:rPr>
+        <w:rFonts w:ascii="Symbol" w:hAnsi="Symbol" w:hint="default"/>
+        <w:sz w:val="20"/>
+      </w:rPr>
+    </w:lvl>
+    <w:lvl w:ilvl="1" w:tentative="1">
+      <w:start w:val="1"/>
+      <w:numFmt w:val="bullet"/>
+      <w:lvlText w:val="o"/>
+      <w:lvlJc w:val="left"/>
+      <w:pPr>
+        <w:tabs>
+          <w:tab w:val="num" w:pos="1440"/>
+        </w:tabs>
+        <w:ind w:left="1440" w:hanging="360"/>
+      </w:pPr>
+      <w:rPr>
+        <w:rFonts w:ascii="Courier New" w:hAnsi="Courier New" w:hint="default"/>
+        <w:sz w:val="20"/>
+      </w:rPr>
+    </w:lvl>
+    <w:lvl w:ilvl="2" w:tentative="1">
+      <w:start w:val="1"/>
+      <w:numFmt w:val="bullet"/>
+      <w:lvlText w:val=""/>
+      <w:lvlJc w:val="left"/>
+      <w:pPr>
+        <w:tabs>
+          <w:tab w:val="num" w:pos="2160"/>
+        </w:tabs>
+        <w:ind w:left="2160" w:hanging="360"/>
+      </w:pPr>
+      <w:rPr>
+        <w:rFonts w:ascii="Wingdings" w:hAnsi="Wingdings" w:hint="default"/>
+        <w:sz w:val="20"/>
+      </w:rPr>
+    </w:lvl>
+    <w:lvl w:ilvl="3" w:tentative="1">
+      <w:start w:val="1"/>
+      <w:numFmt w:val="bullet"/>
+      <w:lvlText w:val=""/>
+      <w:lvlJc w:val="left"/>
+      <w:pPr>
+        <w:tabs>
+          <w:tab w:val="num" w:pos="2880"/>
+        </w:tabs>
+        <w:ind w:left="2880" w:hanging="360"/>
+      </w:pPr>
+      <w:rPr>
+        <w:rFonts w:ascii="Wingdings" w:hAnsi="Wingdings" w:hint="default"/>
+        <w:sz w:val="20"/>
+      </w:rPr>
+    </w:lvl>
+    <w:lvl w:ilvl="4" w:tentative="1">
+      <w:start w:val="1"/>
+      <w:numFmt w:val="bullet"/>
+      <w:lvlText w:val=""/>
+      <w:lvlJc w:val="left"/>
+      <w:pPr>
+        <w:tabs>
+          <w:tab w:val="num" w:pos="3600"/>
+        </w:tabs>
+        <w:ind w:left="3600" w:hanging="360"/>
+      </w:pPr>
+      <w:rPr>
+        <w:rFonts w:ascii="Wingdings" w:hAnsi="Wingdings" w:hint="default"/>
+        <w:sz w:val="20"/>
+      </w:rPr>
+    </w:lvl>
+    <w:lvl w:ilvl="5" w:tentative="1">
+      <w:start w:val="1"/>
+      <w:numFmt w:val="bullet"/>
+      <w:lvlText w:val=""/>
+      <w:lvlJc w:val="left"/>
+      <w:pPr>
+        <w:tabs>
+          <w:tab w:val="num" w:pos="4320"/>
+        </w:tabs>
+        <w:ind w:left="4320" w:hanging="360"/>
+      </w:pPr>
+      <w:rPr>
+        <w:rFonts w:ascii="Wingdings" w:hAnsi="Wingdings" w:hint="default"/>
+        <w:sz w:val="20"/>
+      </w:rPr>
+    </w:lvl>
+    <w:lvl w:ilvl="6" w:tentative="1">
+      <w:start w:val="1"/>
+      <w:numFmt w:val="bullet"/>
+      <w:lvlText w:val=""/>
+      <w:lvlJc w:val="left"/>
+      <w:pPr>
+        <w:tabs>
+          <w:tab w:val="num" w:pos="5040"/>
+        </w:tabs>
+        <w:ind w:left="5040" w:hanging="360"/>
+      </w:pPr>
+      <w:rPr>
+        <w:rFonts w:ascii="Wingdings" w:hAnsi="Wingdings" w:hint="default"/>
+        <w:sz w:val="20"/>
+      </w:rPr>
+    </w:lvl>
+    <w:lvl w:ilvl="7" w:tentative="1">
+      <w:start w:val="1"/>
+      <w:numFmt w:val="bullet"/>
+      <w:lvlText w:val=""/>
+      <w:lvlJc w:val="left"/>
+      <w:pPr>
+        <w:tabs>
+          <w:tab w:val="num" w:pos="5760"/>
+        </w:tabs>
+        <w:ind w:left="5760" w:hanging="360"/>
+      </w:pPr>
+      <w:rPr>
+        <w:rFonts w:ascii="Wingdings" w:hAnsi="Wingdings" w:hint="default"/>
+        <w:sz w:val="20"/>
+      </w:rPr>
+    </w:lvl>
+    <w:lvl w:ilvl="8" w:tentative="1">
+      <w:start w:val="1"/>
+      <w:numFmt w:val="bullet"/>
+      <w:lvlText w:val=""/>
+      <w:lvlJc w:val="left"/>
+      <w:pPr>
+        <w:tabs>
+          <w:tab w:val="num" w:pos="6480"/>
+        </w:tabs>
+        <w:ind w:left="6480" w:hanging="360"/>
+      </w:pPr>
+      <w:rPr>
+        <w:rFonts w:ascii="Wingdings" w:hAnsi="Wingdings" w:hint="default"/>
+        <w:sz w:val="20"/>
+      </w:rPr>
+    </w:lvl>
+  </w:abstractNum>
+  <w:abstractNum w:abstractNumId="12" w15:restartNumberingAfterBreak="0">
+    <w:nsid w:val="68391BFE"/>
+    <w:multiLevelType w:val="multilevel"/>
+    <w:tmpl w:val="27987BA6"/>
+    <w:lvl w:ilvl="0">
+      <w:start w:val="1"/>
+      <w:numFmt w:val="bullet"/>
+      <w:lvlText w:val=""/>
+      <w:lvlJc w:val="left"/>
+      <w:pPr>
+        <w:tabs>
+          <w:tab w:val="num" w:pos="720"/>
+        </w:tabs>
+        <w:ind w:left="720" w:hanging="360"/>
+      </w:pPr>
+      <w:rPr>
+        <w:rFonts w:ascii="Symbol" w:hAnsi="Symbol" w:hint="default"/>
+        <w:sz w:val="20"/>
+      </w:rPr>
+    </w:lvl>
+    <w:lvl w:ilvl="1" w:tentative="1">
+      <w:start w:val="1"/>
+      <w:numFmt w:val="bullet"/>
+      <w:lvlText w:val="o"/>
+      <w:lvlJc w:val="left"/>
+      <w:pPr>
+        <w:tabs>
+          <w:tab w:val="num" w:pos="1440"/>
+        </w:tabs>
+        <w:ind w:left="1440" w:hanging="360"/>
+      </w:pPr>
+      <w:rPr>
+        <w:rFonts w:ascii="Courier New" w:hAnsi="Courier New" w:hint="default"/>
+        <w:sz w:val="20"/>
+      </w:rPr>
+    </w:lvl>
+    <w:lvl w:ilvl="2" w:tentative="1">
+      <w:start w:val="1"/>
+      <w:numFmt w:val="bullet"/>
+      <w:lvlText w:val=""/>
+      <w:lvlJc w:val="left"/>
+      <w:pPr>
+        <w:tabs>
+          <w:tab w:val="num" w:pos="2160"/>
+        </w:tabs>
+        <w:ind w:left="2160" w:hanging="360"/>
+      </w:pPr>
+      <w:rPr>
+        <w:rFonts w:ascii="Wingdings" w:hAnsi="Wingdings" w:hint="default"/>
+        <w:sz w:val="20"/>
+      </w:rPr>
+    </w:lvl>
+    <w:lvl w:ilvl="3" w:tentative="1">
+      <w:start w:val="1"/>
+      <w:numFmt w:val="bullet"/>
+      <w:lvlText w:val=""/>
+      <w:lvlJc w:val="left"/>
+      <w:pPr>
+        <w:tabs>
+          <w:tab w:val="num" w:pos="2880"/>
+        </w:tabs>
+        <w:ind w:left="2880" w:hanging="360"/>
+      </w:pPr>
+      <w:rPr>
+        <w:rFonts w:ascii="Wingdings" w:hAnsi="Wingdings" w:hint="default"/>
+        <w:sz w:val="20"/>
+      </w:rPr>
+    </w:lvl>
+    <w:lvl w:ilvl="4" w:tentative="1">
+      <w:start w:val="1"/>
+      <w:numFmt w:val="bullet"/>
+      <w:lvlText w:val=""/>
+      <w:lvlJc w:val="left"/>
+      <w:pPr>
+        <w:tabs>
+          <w:tab w:val="num" w:pos="3600"/>
+        </w:tabs>
+        <w:ind w:left="3600" w:hanging="360"/>
+      </w:pPr>
+      <w:rPr>
+        <w:rFonts w:ascii="Wingdings" w:hAnsi="Wingdings" w:hint="default"/>
+        <w:sz w:val="20"/>
+      </w:rPr>
+    </w:lvl>
+    <w:lvl w:ilvl="5" w:tentative="1">
+      <w:start w:val="1"/>
+      <w:numFmt w:val="bullet"/>
+      <w:lvlText w:val=""/>
+      <w:lvlJc w:val="left"/>
+      <w:pPr>
+        <w:tabs>
+          <w:tab w:val="num" w:pos="4320"/>
+        </w:tabs>
+        <w:ind w:left="4320" w:hanging="360"/>
+      </w:pPr>
+      <w:rPr>
+        <w:rFonts w:ascii="Wingdings" w:hAnsi="Wingdings" w:hint="default"/>
+        <w:sz w:val="20"/>
+      </w:rPr>
+    </w:lvl>
+    <w:lvl w:ilvl="6" w:tentative="1">
+      <w:start w:val="1"/>
+      <w:numFmt w:val="bullet"/>
+      <w:lvlText w:val=""/>
+      <w:lvlJc w:val="left"/>
+      <w:pPr>
+        <w:tabs>
+          <w:tab w:val="num" w:pos="5040"/>
+        </w:tabs>
+        <w:ind w:left="5040" w:hanging="360"/>
+      </w:pPr>
+      <w:rPr>
+        <w:rFonts w:ascii="Wingdings" w:hAnsi="Wingdings" w:hint="default"/>
+        <w:sz w:val="20"/>
+      </w:rPr>
+    </w:lvl>
+    <w:lvl w:ilvl="7" w:tentative="1">
+      <w:start w:val="1"/>
+      <w:numFmt w:val="bullet"/>
+      <w:lvlText w:val=""/>
+      <w:lvlJc w:val="left"/>
+      <w:pPr>
+        <w:tabs>
+          <w:tab w:val="num" w:pos="5760"/>
+        </w:tabs>
+        <w:ind w:left="5760" w:hanging="360"/>
+      </w:pPr>
+      <w:rPr>
+        <w:rFonts w:ascii="Wingdings" w:hAnsi="Wingdings" w:hint="default"/>
+        <w:sz w:val="20"/>
+      </w:rPr>
+    </w:lvl>
+    <w:lvl w:ilvl="8" w:tentative="1">
+      <w:start w:val="1"/>
+      <w:numFmt w:val="bullet"/>
+      <w:lvlText w:val=""/>
+      <w:lvlJc w:val="left"/>
+      <w:pPr>
+        <w:tabs>
+          <w:tab w:val="num" w:pos="6480"/>
+        </w:tabs>
+        <w:ind w:left="6480" w:hanging="360"/>
+      </w:pPr>
+      <w:rPr>
+        <w:rFonts w:ascii="Wingdings" w:hAnsi="Wingdings" w:hint="default"/>
+        <w:sz w:val="20"/>
+      </w:rPr>
+    </w:lvl>
+  </w:abstractNum>
+  <w:abstractNum w:abstractNumId="13" w15:restartNumberingAfterBreak="0">
     <w:nsid w:val="695000B1"/>
     <w:multiLevelType w:val="hybridMultilevel"/>
     <w:tmpl w:val="776000C6"/>
@@ -8394,7 +7459,7 @@
       </w:rPr>
     </w:lvl>
   </w:abstractNum>
-  <w:abstractNum w:abstractNumId="12" w15:restartNumberingAfterBreak="0">
+  <w:abstractNum w:abstractNumId="14" w15:restartNumberingAfterBreak="0">
     <w:nsid w:val="6E55062F"/>
     <w:multiLevelType w:val="hybridMultilevel"/>
     <w:tmpl w:val="AFBEB260"/>
@@ -8524,7 +7589,7 @@
       </w:rPr>
     </w:lvl>
   </w:abstractNum>
-  <w:abstractNum w:abstractNumId="13" w15:restartNumberingAfterBreak="0">
+  <w:abstractNum w:abstractNumId="15" w15:restartNumberingAfterBreak="0">
     <w:nsid w:val="72FA2C92"/>
     <w:multiLevelType w:val="multilevel"/>
     <w:tmpl w:val="11F4234A"/>
@@ -8673,7 +7738,7 @@
       </w:rPr>
     </w:lvl>
   </w:abstractNum>
-  <w:abstractNum w:abstractNumId="14" w15:restartNumberingAfterBreak="0">
+  <w:abstractNum w:abstractNumId="16" w15:restartNumberingAfterBreak="0">
     <w:nsid w:val="75464EA8"/>
     <w:multiLevelType w:val="multilevel"/>
     <w:tmpl w:val="A2E00762"/>
@@ -8822,7 +7887,7 @@
       </w:rPr>
     </w:lvl>
   </w:abstractNum>
-  <w:abstractNum w:abstractNumId="15" w15:restartNumberingAfterBreak="0">
+  <w:abstractNum w:abstractNumId="17" w15:restartNumberingAfterBreak="0">
     <w:nsid w:val="79644104"/>
     <w:multiLevelType w:val="multilevel"/>
     <w:tmpl w:val="025004C4"/>
@@ -8971,7 +8036,7 @@
       </w:rPr>
     </w:lvl>
   </w:abstractNum>
-  <w:abstractNum w:abstractNumId="16" w15:restartNumberingAfterBreak="0">
+  <w:abstractNum w:abstractNumId="18" w15:restartNumberingAfterBreak="0">
     <w:nsid w:val="79B271F2"/>
     <w:multiLevelType w:val="multilevel"/>
     <w:tmpl w:val="40E87B68"/>
@@ -9120,7 +8185,7 @@
       </w:rPr>
     </w:lvl>
   </w:abstractNum>
-  <w:abstractNum w:abstractNumId="17" w15:restartNumberingAfterBreak="0">
+  <w:abstractNum w:abstractNumId="19" w15:restartNumberingAfterBreak="0">
     <w:nsid w:val="7A5E2F5A"/>
     <w:multiLevelType w:val="multilevel"/>
     <w:tmpl w:val="8404FE5E"/>
@@ -9269,7 +8334,7 @@
       </w:rPr>
     </w:lvl>
   </w:abstractNum>
-  <w:abstractNum w:abstractNumId="18" w15:restartNumberingAfterBreak="0">
+  <w:abstractNum w:abstractNumId="20" w15:restartNumberingAfterBreak="0">
     <w:nsid w:val="7E5B3E16"/>
     <w:multiLevelType w:val="multilevel"/>
     <w:tmpl w:val="334414EA"/>
@@ -9419,7 +8484,7 @@
     </w:lvl>
   </w:abstractNum>
   <w:num w:numId="1" w16cid:durableId="1598100092">
-    <w:abstractNumId w:val="12"/>
+    <w:abstractNumId w:val="14"/>
   </w:num>
   <w:num w:numId="2" w16cid:durableId="1449813184">
     <w:abstractNumId w:val="2"/>
@@ -9428,25 +8493,25 @@
     <w:abstractNumId w:val="10"/>
   </w:num>
   <w:num w:numId="4" w16cid:durableId="798835664">
-    <w:abstractNumId w:val="11"/>
+    <w:abstractNumId w:val="13"/>
   </w:num>
   <w:num w:numId="5" w16cid:durableId="112330631">
     <w:abstractNumId w:val="1"/>
   </w:num>
   <w:num w:numId="6" w16cid:durableId="236478034">
-    <w:abstractNumId w:val="13"/>
+    <w:abstractNumId w:val="15"/>
   </w:num>
   <w:num w:numId="7" w16cid:durableId="195315042">
     <w:abstractNumId w:val="7"/>
   </w:num>
   <w:num w:numId="8" w16cid:durableId="184289556">
-    <w:abstractNumId w:val="15"/>
+    <w:abstractNumId w:val="17"/>
   </w:num>
   <w:num w:numId="9" w16cid:durableId="1642998102">
-    <w:abstractNumId w:val="16"/>
+    <w:abstractNumId w:val="18"/>
   </w:num>
   <w:num w:numId="10" w16cid:durableId="1048408745">
-    <w:abstractNumId w:val="14"/>
+    <w:abstractNumId w:val="16"/>
   </w:num>
   <w:num w:numId="11" w16cid:durableId="1428766280">
     <w:abstractNumId w:val="4"/>
@@ -9464,7 +8529,7 @@
     <w:abstractNumId w:val="5"/>
   </w:num>
   <w:num w:numId="16" w16cid:durableId="358508018">
-    <w:abstractNumId w:val="17"/>
+    <w:abstractNumId w:val="19"/>
   </w:num>
   <w:num w:numId="17" w16cid:durableId="1905217513">
     <w:abstractNumId w:val="8"/>
@@ -9473,7 +8538,13 @@
     <w:abstractNumId w:val="6"/>
   </w:num>
   <w:num w:numId="19" w16cid:durableId="1486432474">
-    <w:abstractNumId w:val="18"/>
+    <w:abstractNumId w:val="20"/>
+  </w:num>
+  <w:num w:numId="20" w16cid:durableId="2072845396">
+    <w:abstractNumId w:val="12"/>
+  </w:num>
+  <w:num w:numId="21" w16cid:durableId="2054227405">
+    <w:abstractNumId w:val="11"/>
   </w:num>
 </w:numbering>
 </file>
